--- a/rapports/2026-06-06/EQ34/EQ34_sup_v2/DR_021102000005/90-07-32-67.docx
+++ b/rapports/2026-06-06/EQ34/EQ34_sup_v2/DR_021102000005/90-07-32-67.docx
@@ -297,7 +297,7 @@
           <w:color w:val="1F6FEB"/>
           <w:sz w:val="22"/>
         </w:rPr>
-        <w:t>⚠ INCOHÉRENCES À CORRIGER (63)</w:t>
+        <w:t>⚠ INCOHÉRENCES À CORRIGER (57)</w:t>
       </w:r>
     </w:p>
     <w:tbl>
@@ -634,7 +634,7 @@
                 <w:color w:val="16A34A"/>
                 <w:sz w:val="16"/>
               </w:rPr>
-              <w:t>—</w:t>
+              <w:t>s01q32, s01q36, s01q38, s04q37_modif, s02q33, s02q34, s01q00b</w:t>
             </w:r>
           </w:p>
         </w:tc>
@@ -665,7 +665,7 @@
                 <w:i w:val="0"/>
                 <w:sz w:val="17"/>
               </w:rPr>
-              <w:t>Incohérence!!! seulement les écoles privées paient les frais de scolarité (y compris les frais d'inscription).</w:t>
+              <w:t>Peu probable!!! Vu l'âge (13 ans) de SADIBOU SAGNA ou l'année à laquelle SADIBOU SAGNA a fréquenté l'école pour la dernière fois (.) le dernier diplome de SADIBOU SAGNA ne peut être le Certificat d'études primaires (CEP), prière de corriger cette incohérence ou confirmer avec le QG.</w:t>
             </w:r>
           </w:p>
         </w:tc>
@@ -755,7 +755,7 @@
                 <w:i w:val="0"/>
                 <w:sz w:val="17"/>
               </w:rPr>
-              <w:t>Peu probable!!! Vu l'âge (13 ans) de SADIBOU SAGNA ou l'année à laquelle SADIBOU SAGNA a fréquenté l'école pour la dernière fois (.) le dernier diplome de SADIBOU SAGNA ne peut être le Certificat d'études primaires (CEP), prière de corriger cette incohérence ou confirmer avec le QG.</w:t>
+              <w:t>Peu probable!!! Vu l'âge (16 ans) de BINTOU BOURY SAGNA ou l'année à laquelle BINTOU BOURY SAGNA a fréquenté l'école pour la dernière fois (.) le dernier diplome de BINTOU BOURY SAGNA ne peut être le Certificat d'études primaires (CEP), prière de corriger cette incohérence ou confirmer avec le QG.</w:t>
             </w:r>
           </w:p>
         </w:tc>
@@ -788,7 +788,7 @@
                 <w:i w:val="0"/>
                 <w:sz w:val="16"/>
               </w:rPr>
-              <w:t>S02</w:t>
+              <w:t>S11</w:t>
               <w:br/>
             </w:r>
             <w:r>
@@ -798,7 +798,7 @@
                 <w:color w:val="64748B"/>
                 <w:sz w:val="14"/>
               </w:rPr>
-              <w:t>Éducation</w:t>
+              <w:t>Logement / cadre de vie</w:t>
             </w:r>
           </w:p>
         </w:tc>
@@ -814,7 +814,7 @@
                 <w:color w:val="16A34A"/>
                 <w:sz w:val="16"/>
               </w:rPr>
-              <w:t>s01q32, s01q36, s01q38, s04q37_modif, s02q33, s02q34, s01q00b</w:t>
+              <w:t>—</w:t>
             </w:r>
           </w:p>
         </w:tc>
@@ -845,7 +845,7 @@
                 <w:i w:val="0"/>
                 <w:sz w:val="17"/>
               </w:rPr>
-              <w:t>Peu probable!!! Vu l'âge (16 ans) de BINTOU BOURY SAGNA ou l'année à laquelle BINTOU BOURY SAGNA a fréquenté l'école pour la dernière fois (.) le dernier diplome de BINTOU BOURY SAGNA ne peut être le Certificat d'études primaires (CEP), prière de corriger cette incohérence ou confirmer avec le QG.</w:t>
+              <w:t>Incoherence!! Le ménage a depensé .</w:t>
             </w:r>
           </w:p>
         </w:tc>
@@ -904,7 +904,7 @@
                 <w:color w:val="16A34A"/>
                 <w:sz w:val="16"/>
               </w:rPr>
-              <w:t>—</w:t>
+              <w:t>s01q29, s01q31, s04q24, s00q04, s11q21, s09fq03, s09fq011</w:t>
             </w:r>
           </w:p>
         </w:tc>
@@ -935,7 +935,7 @@
                 <w:i w:val="0"/>
                 <w:sz w:val="17"/>
               </w:rPr>
-              <w:t>Incoherence!! Le ménage a depensé .</w:t>
+              <w:t>FCFA dans Frais de connexion au réseau de distribution d'eau mais dit ne pas être connecté à un réseau d'eau courante, prière de corriger cette incoherenceAttention!!! Les ménages vivants dans un(e) Maison Basse à ZIGUINCHOR Urbain ont généralement comme principal matériau de revêtement du sol du logement le/la Ciment/Béton, mais celui du ménage de BABOUCAR SAGNA (Terre battue/Sable) diffère de celui-ci.</w:t>
             </w:r>
           </w:p>
         </w:tc>
@@ -950,10 +950,10 @@
               <w:rPr>
                 <w:b/>
                 <w:i w:val="0"/>
-                <w:color w:val="DC2626"/>
+                <w:color w:val="EA580C"/>
                 <w:sz w:val="16"/>
               </w:rPr>
-              <w:t>Haute</w:t>
+              <w:t>Moyenne</w:t>
             </w:r>
           </w:p>
         </w:tc>
@@ -968,7 +968,7 @@
                 <w:i w:val="0"/>
                 <w:sz w:val="16"/>
               </w:rPr>
-              <w:t>S11</w:t>
+              <w:t>S00</w:t>
               <w:br/>
             </w:r>
             <w:r>
@@ -978,7 +978,7 @@
                 <w:color w:val="64748B"/>
                 <w:sz w:val="14"/>
               </w:rPr>
-              <w:t>Logement / cadre de vie</w:t>
+              <w:t>Identification</w:t>
             </w:r>
           </w:p>
         </w:tc>
@@ -994,7 +994,7 @@
                 <w:color w:val="16A34A"/>
                 <w:sz w:val="16"/>
               </w:rPr>
-              <w:t>s01q29, s01q31, s04q24, s00q04, s11q21, s09fq03, s09fq011</w:t>
+              <w:t>s00q27</w:t>
             </w:r>
           </w:p>
         </w:tc>
@@ -1025,7 +1025,7 @@
                 <w:i w:val="0"/>
                 <w:sz w:val="17"/>
               </w:rPr>
-              <w:t>FCFA dans Frais de connexion au réseau de distribution d'eau mais dit ne pas être connecté à un réseau d'eau courante, prière de corriger cette incoherenceAttention!!! Les ménages vivants dans un(e) Maison Basse à ZIGUINCHOR Urbain ont généralement comme principal matériau de revêtement du sol du logement le/la Ciment/Béton, mais celui du ménage de BABOUCAR SAGNA (Terre battue/Sable) diffère de celui-ci.</w:t>
+              <w:t>Le questionnaire semble ne pas être complètement fini mais le questionnaire est en statut complet, prière de compléter le questionnaire.</w:t>
             </w:r>
           </w:p>
         </w:tc>
@@ -1084,7 +1084,7 @@
                 <w:color w:val="16A34A"/>
                 <w:sz w:val="16"/>
               </w:rPr>
-              <w:t>s00q27</w:t>
+              <w:t>—</w:t>
             </w:r>
           </w:p>
         </w:tc>
@@ -1115,7 +1115,7 @@
                 <w:i w:val="0"/>
                 <w:sz w:val="17"/>
               </w:rPr>
-              <w:t>Le questionnaire semble ne pas être complètement fini mais le questionnaire est en statut complet, prière de compléter le questionnaire.</w:t>
+              <w:t>L'adresse ou la localisation du ménage doit être bien renseignée, ne doit pas contenir des numéros de téléphone et elle semble courte pour être une adresse.</w:t>
             </w:r>
           </w:p>
         </w:tc>
@@ -1205,7 +1205,7 @@
                 <w:i w:val="0"/>
                 <w:sz w:val="17"/>
               </w:rPr>
-              <w:t>L'adresse ou la localisation du ménage doit être bien renseignée, ne doit pas contenir des numéros de téléphone et elle semble courte pour être une adresse.</w:t>
+              <w:t>Prière de renseigner la bonne adresse.</w:t>
             </w:r>
           </w:p>
         </w:tc>
@@ -1238,7 +1238,7 @@
                 <w:i w:val="0"/>
                 <w:sz w:val="16"/>
               </w:rPr>
-              <w:t>S00</w:t>
+              <w:t>S01</w:t>
               <w:br/>
             </w:r>
             <w:r>
@@ -1248,7 +1248,7 @@
                 <w:color w:val="64748B"/>
                 <w:sz w:val="14"/>
               </w:rPr>
-              <w:t>Identification</w:t>
+              <w:t>Démographie</w:t>
             </w:r>
           </w:p>
         </w:tc>
@@ -1264,7 +1264,7 @@
                 <w:color w:val="16A34A"/>
                 <w:sz w:val="16"/>
               </w:rPr>
-              <w:t>—</w:t>
+              <w:t>s01q10_1</w:t>
             </w:r>
           </w:p>
         </w:tc>
@@ -1295,7 +1295,7 @@
                 <w:i w:val="0"/>
                 <w:sz w:val="17"/>
               </w:rPr>
-              <w:t>Prière de renseigner la bonne adresse.</w:t>
+              <w:t>La taille du ménage lors de l'enquête principale (7) de ce ménage est inférieur à la taille du denombrement (8), prière de fournir des explications concrètes ou aller revisiter le ménage.</w:t>
             </w:r>
           </w:p>
         </w:tc>
@@ -1328,7 +1328,7 @@
                 <w:i w:val="0"/>
                 <w:sz w:val="16"/>
               </w:rPr>
-              <w:t>S01</w:t>
+              <w:t>S02</w:t>
               <w:br/>
             </w:r>
             <w:r>
@@ -1338,7 +1338,7 @@
                 <w:color w:val="64748B"/>
                 <w:sz w:val="14"/>
               </w:rPr>
-              <w:t>Démographie</w:t>
+              <w:t>Éducation</w:t>
             </w:r>
           </w:p>
         </w:tc>
@@ -1354,7 +1354,7 @@
                 <w:color w:val="16A34A"/>
                 <w:sz w:val="16"/>
               </w:rPr>
-              <w:t>s01q10_1</w:t>
+              <w:t>s01q63, s00q04, s02q25, s01q00b, s02q17_2, s02q15_2</w:t>
             </w:r>
           </w:p>
         </w:tc>
@@ -1385,7 +1385,7 @@
                 <w:i w:val="0"/>
                 <w:sz w:val="17"/>
               </w:rPr>
-              <w:t>La taille du ménage lors de l'enquête principale (7) de ce ménage est inférieur à la taille du denombrement (8), prière de fournir des explications concrètes ou aller revisiter le ménage.</w:t>
+              <w:t>Dans les milieux urbains c'est peu probable de voir une école dont les élèves ou étudiants ne dépensent pas en frais d'uniformes, prière de verifier pour RAPHAEL DIATTA qui fréquente 2ème année de Primaire et corriger ou confirmer avec le QG.</w:t>
             </w:r>
           </w:p>
         </w:tc>
@@ -1444,7 +1444,7 @@
                 <w:color w:val="16A34A"/>
                 <w:sz w:val="16"/>
               </w:rPr>
-              <w:t>—</w:t>
+              <w:t>s01q63, s00q04, s02q25, s01q00b, s02q17_2, s02q15_2</w:t>
             </w:r>
           </w:p>
         </w:tc>
@@ -1475,547 +1475,7 @@
                 <w:i w:val="0"/>
                 <w:sz w:val="17"/>
               </w:rPr>
-              <w:t>veuillez, s'il vous plait, confirmer les frais de scolarité ( 1000 FCFA) payée de RAPHAEL DIATTA avec le QG ou apporter les corrections nécessaires.</w:t>
-            </w:r>
-          </w:p>
-        </w:tc>
-      </w:tr>
-      <w:tr>
-        <w:tc>
-          <w:tcPr>
-            <w:tcW w:type="dxa" w:w="964"/>
-          </w:tcPr>
-          <w:p>
-            <w:r>
-              <w:rPr>
-                <w:b/>
-                <w:i w:val="0"/>
-                <w:color w:val="EA580C"/>
-                <w:sz w:val="16"/>
-              </w:rPr>
-              <w:t>Moyenne</w:t>
-            </w:r>
-          </w:p>
-        </w:tc>
-        <w:tc>
-          <w:tcPr>
-            <w:tcW w:type="dxa" w:w="1247"/>
-          </w:tcPr>
-          <w:p>
-            <w:r>
-              <w:rPr>
-                <w:b/>
-                <w:i w:val="0"/>
-                <w:sz w:val="16"/>
-              </w:rPr>
-              <w:t>S02</w:t>
-              <w:br/>
-            </w:r>
-            <w:r>
-              <w:rPr>
-                <w:b w:val="0"/>
-                <w:i w:val="0"/>
-                <w:color w:val="64748B"/>
-                <w:sz w:val="14"/>
-              </w:rPr>
-              <w:t>Éducation</w:t>
-            </w:r>
-          </w:p>
-        </w:tc>
-        <w:tc>
-          <w:tcPr>
-            <w:tcW w:type="dxa" w:w="1531"/>
-          </w:tcPr>
-          <w:p>
-            <w:r>
-              <w:rPr>
-                <w:b/>
-                <w:i w:val="0"/>
-                <w:color w:val="16A34A"/>
-                <w:sz w:val="16"/>
-              </w:rPr>
-              <w:t>s01q63, s00q04, s02q25, s01q00b, s02q17_2, s02q15_2</w:t>
-            </w:r>
-          </w:p>
-        </w:tc>
-        <w:tc>
-          <w:tcPr>
-            <w:tcW w:type="dxa" w:w="1191"/>
-          </w:tcPr>
-          <w:p>
-            <w:r>
-              <w:rPr>
-                <w:b w:val="0"/>
-                <w:i w:val="0"/>
-                <w:color w:val="64748B"/>
-                <w:sz w:val="16"/>
-              </w:rPr>
-              <w:t>GT-CQ</w:t>
-            </w:r>
-          </w:p>
-        </w:tc>
-        <w:tc>
-          <w:tcPr>
-            <w:tcW w:type="dxa" w:w="4706"/>
-          </w:tcPr>
-          <w:p>
-            <w:r>
-              <w:rPr>
-                <w:b w:val="0"/>
-                <w:i w:val="0"/>
-                <w:sz w:val="17"/>
-              </w:rPr>
-              <w:t>Dans les milieux urbains c'est peu probable de voir une école dont les élèves ou étudiants ne dépensent pas en frais d'uniformes, prière de verifier pour RAPHAEL DIATTA qui fréquente 2ème année de Primaire et corriger ou confirmer avec le QG.</w:t>
-            </w:r>
-          </w:p>
-        </w:tc>
-      </w:tr>
-      <w:tr>
-        <w:tc>
-          <w:tcPr>
-            <w:tcW w:type="dxa" w:w="964"/>
-          </w:tcPr>
-          <w:p>
-            <w:r>
-              <w:rPr>
-                <w:b/>
-                <w:i w:val="0"/>
-                <w:color w:val="EA580C"/>
-                <w:sz w:val="16"/>
-              </w:rPr>
-              <w:t>Moyenne</w:t>
-            </w:r>
-          </w:p>
-        </w:tc>
-        <w:tc>
-          <w:tcPr>
-            <w:tcW w:type="dxa" w:w="1247"/>
-          </w:tcPr>
-          <w:p>
-            <w:r>
-              <w:rPr>
-                <w:b/>
-                <w:i w:val="0"/>
-                <w:sz w:val="16"/>
-              </w:rPr>
-              <w:t>S02</w:t>
-              <w:br/>
-            </w:r>
-            <w:r>
-              <w:rPr>
-                <w:b w:val="0"/>
-                <w:i w:val="0"/>
-                <w:color w:val="64748B"/>
-                <w:sz w:val="14"/>
-              </w:rPr>
-              <w:t>Éducation</w:t>
-            </w:r>
-          </w:p>
-        </w:tc>
-        <w:tc>
-          <w:tcPr>
-            <w:tcW w:type="dxa" w:w="1531"/>
-          </w:tcPr>
-          <w:p>
-            <w:r>
-              <w:rPr>
-                <w:b/>
-                <w:i w:val="0"/>
-                <w:color w:val="16A34A"/>
-                <w:sz w:val="16"/>
-              </w:rPr>
-              <w:t>—</w:t>
-            </w:r>
-          </w:p>
-        </w:tc>
-        <w:tc>
-          <w:tcPr>
-            <w:tcW w:type="dxa" w:w="1191"/>
-          </w:tcPr>
-          <w:p>
-            <w:r>
-              <w:rPr>
-                <w:b w:val="0"/>
-                <w:i w:val="0"/>
-                <w:color w:val="64748B"/>
-                <w:sz w:val="16"/>
-              </w:rPr>
-              <w:t>GT-CQ</w:t>
-            </w:r>
-          </w:p>
-        </w:tc>
-        <w:tc>
-          <w:tcPr>
-            <w:tcW w:type="dxa" w:w="4706"/>
-          </w:tcPr>
-          <w:p>
-            <w:r>
-              <w:rPr>
-                <w:b w:val="0"/>
-                <w:i w:val="0"/>
-                <w:sz w:val="17"/>
-              </w:rPr>
-              <w:t>veuillez, s'il vous plait, confirmer les frais de scolarité ( 1000 FCFA) payée de SALIOU SAGNA avec le QG ou apporter les corrections nécessaires.</w:t>
-            </w:r>
-          </w:p>
-        </w:tc>
-      </w:tr>
-      <w:tr>
-        <w:tc>
-          <w:tcPr>
-            <w:tcW w:type="dxa" w:w="964"/>
-          </w:tcPr>
-          <w:p>
-            <w:r>
-              <w:rPr>
-                <w:b/>
-                <w:i w:val="0"/>
-                <w:color w:val="EA580C"/>
-                <w:sz w:val="16"/>
-              </w:rPr>
-              <w:t>Moyenne</w:t>
-            </w:r>
-          </w:p>
-        </w:tc>
-        <w:tc>
-          <w:tcPr>
-            <w:tcW w:type="dxa" w:w="1247"/>
-          </w:tcPr>
-          <w:p>
-            <w:r>
-              <w:rPr>
-                <w:b/>
-                <w:i w:val="0"/>
-                <w:sz w:val="16"/>
-              </w:rPr>
-              <w:t>S02</w:t>
-              <w:br/>
-            </w:r>
-            <w:r>
-              <w:rPr>
-                <w:b w:val="0"/>
-                <w:i w:val="0"/>
-                <w:color w:val="64748B"/>
-                <w:sz w:val="14"/>
-              </w:rPr>
-              <w:t>Éducation</w:t>
-            </w:r>
-          </w:p>
-        </w:tc>
-        <w:tc>
-          <w:tcPr>
-            <w:tcW w:type="dxa" w:w="1531"/>
-          </w:tcPr>
-          <w:p>
-            <w:r>
-              <w:rPr>
-                <w:b/>
-                <w:i w:val="0"/>
-                <w:color w:val="16A34A"/>
-                <w:sz w:val="16"/>
-              </w:rPr>
-              <w:t>s01q63, s00q04, s02q25, s01q00b, s02q17_2, s02q15_2</w:t>
-            </w:r>
-          </w:p>
-        </w:tc>
-        <w:tc>
-          <w:tcPr>
-            <w:tcW w:type="dxa" w:w="1191"/>
-          </w:tcPr>
-          <w:p>
-            <w:r>
-              <w:rPr>
-                <w:b w:val="0"/>
-                <w:i w:val="0"/>
-                <w:color w:val="64748B"/>
-                <w:sz w:val="16"/>
-              </w:rPr>
-              <w:t>GT-CQ</w:t>
-            </w:r>
-          </w:p>
-        </w:tc>
-        <w:tc>
-          <w:tcPr>
-            <w:tcW w:type="dxa" w:w="4706"/>
-          </w:tcPr>
-          <w:p>
-            <w:r>
-              <w:rPr>
-                <w:b w:val="0"/>
-                <w:i w:val="0"/>
-                <w:sz w:val="17"/>
-              </w:rPr>
               <w:t>Dans les milieux urbains c'est peu probable de voir une école dont les élèves ou étudiants ne dépensent pas en frais d'uniformes, prière de verifier pour SALIOU SAGNA qui fréquente 5ème année de Primaire et corriger ou confirmer avec le QG.</w:t>
-            </w:r>
-          </w:p>
-        </w:tc>
-      </w:tr>
-      <w:tr>
-        <w:tc>
-          <w:tcPr>
-            <w:tcW w:type="dxa" w:w="964"/>
-          </w:tcPr>
-          <w:p>
-            <w:r>
-              <w:rPr>
-                <w:b/>
-                <w:i w:val="0"/>
-                <w:color w:val="EA580C"/>
-                <w:sz w:val="16"/>
-              </w:rPr>
-              <w:t>Moyenne</w:t>
-            </w:r>
-          </w:p>
-        </w:tc>
-        <w:tc>
-          <w:tcPr>
-            <w:tcW w:type="dxa" w:w="1247"/>
-          </w:tcPr>
-          <w:p>
-            <w:r>
-              <w:rPr>
-                <w:b/>
-                <w:i w:val="0"/>
-                <w:sz w:val="16"/>
-              </w:rPr>
-              <w:t>S02</w:t>
-              <w:br/>
-            </w:r>
-            <w:r>
-              <w:rPr>
-                <w:b w:val="0"/>
-                <w:i w:val="0"/>
-                <w:color w:val="64748B"/>
-                <w:sz w:val="14"/>
-              </w:rPr>
-              <w:t>Éducation</w:t>
-            </w:r>
-          </w:p>
-        </w:tc>
-        <w:tc>
-          <w:tcPr>
-            <w:tcW w:type="dxa" w:w="1531"/>
-          </w:tcPr>
-          <w:p>
-            <w:r>
-              <w:rPr>
-                <w:b/>
-                <w:i w:val="0"/>
-                <w:color w:val="16A34A"/>
-                <w:sz w:val="16"/>
-              </w:rPr>
-              <w:t>—</w:t>
-            </w:r>
-          </w:p>
-        </w:tc>
-        <w:tc>
-          <w:tcPr>
-            <w:tcW w:type="dxa" w:w="1191"/>
-          </w:tcPr>
-          <w:p>
-            <w:r>
-              <w:rPr>
-                <w:b w:val="0"/>
-                <w:i w:val="0"/>
-                <w:color w:val="64748B"/>
-                <w:sz w:val="16"/>
-              </w:rPr>
-              <w:t>GT-CQ</w:t>
-            </w:r>
-          </w:p>
-        </w:tc>
-        <w:tc>
-          <w:tcPr>
-            <w:tcW w:type="dxa" w:w="4706"/>
-          </w:tcPr>
-          <w:p>
-            <w:r>
-              <w:rPr>
-                <w:b w:val="0"/>
-                <w:i w:val="0"/>
-                <w:sz w:val="17"/>
-              </w:rPr>
-              <w:t>veuillez, s'il vous plait, confirmer les frais de scolarité ( 6000 FCFA) payée de AISSATOU FAYE SAGNA avec le QG ou apporter les corrections nécessaires.</w:t>
-            </w:r>
-          </w:p>
-        </w:tc>
-      </w:tr>
-      <w:tr>
-        <w:tc>
-          <w:tcPr>
-            <w:tcW w:type="dxa" w:w="964"/>
-          </w:tcPr>
-          <w:p>
-            <w:r>
-              <w:rPr>
-                <w:b/>
-                <w:i w:val="0"/>
-                <w:color w:val="EA580C"/>
-                <w:sz w:val="16"/>
-              </w:rPr>
-              <w:t>Moyenne</w:t>
-            </w:r>
-          </w:p>
-        </w:tc>
-        <w:tc>
-          <w:tcPr>
-            <w:tcW w:type="dxa" w:w="1247"/>
-          </w:tcPr>
-          <w:p>
-            <w:r>
-              <w:rPr>
-                <w:b/>
-                <w:i w:val="0"/>
-                <w:sz w:val="16"/>
-              </w:rPr>
-              <w:t>S02</w:t>
-              <w:br/>
-            </w:r>
-            <w:r>
-              <w:rPr>
-                <w:b w:val="0"/>
-                <w:i w:val="0"/>
-                <w:color w:val="64748B"/>
-                <w:sz w:val="14"/>
-              </w:rPr>
-              <w:t>Éducation</w:t>
-            </w:r>
-          </w:p>
-        </w:tc>
-        <w:tc>
-          <w:tcPr>
-            <w:tcW w:type="dxa" w:w="1531"/>
-          </w:tcPr>
-          <w:p>
-            <w:r>
-              <w:rPr>
-                <w:b/>
-                <w:i w:val="0"/>
-                <w:color w:val="16A34A"/>
-                <w:sz w:val="16"/>
-              </w:rPr>
-              <w:t>—</w:t>
-            </w:r>
-          </w:p>
-        </w:tc>
-        <w:tc>
-          <w:tcPr>
-            <w:tcW w:type="dxa" w:w="1191"/>
-          </w:tcPr>
-          <w:p>
-            <w:r>
-              <w:rPr>
-                <w:b w:val="0"/>
-                <w:i w:val="0"/>
-                <w:color w:val="64748B"/>
-                <w:sz w:val="16"/>
-              </w:rPr>
-              <w:t>GT-CQ</w:t>
-            </w:r>
-          </w:p>
-        </w:tc>
-        <w:tc>
-          <w:tcPr>
-            <w:tcW w:type="dxa" w:w="4706"/>
-          </w:tcPr>
-          <w:p>
-            <w:r>
-              <w:rPr>
-                <w:b w:val="0"/>
-                <w:i w:val="0"/>
-                <w:sz w:val="17"/>
-              </w:rPr>
-              <w:t>veuillez, s'il vous plait, confirmer les frais de scolarité ( 6000 FCFA) payée de SADIBOU SAGNA avec le QG ou apporter les corrections nécessaires.</w:t>
-            </w:r>
-          </w:p>
-        </w:tc>
-      </w:tr>
-      <w:tr>
-        <w:tc>
-          <w:tcPr>
-            <w:tcW w:type="dxa" w:w="964"/>
-          </w:tcPr>
-          <w:p>
-            <w:r>
-              <w:rPr>
-                <w:b/>
-                <w:i w:val="0"/>
-                <w:color w:val="EA580C"/>
-                <w:sz w:val="16"/>
-              </w:rPr>
-              <w:t>Moyenne</w:t>
-            </w:r>
-          </w:p>
-        </w:tc>
-        <w:tc>
-          <w:tcPr>
-            <w:tcW w:type="dxa" w:w="1247"/>
-          </w:tcPr>
-          <w:p>
-            <w:r>
-              <w:rPr>
-                <w:b/>
-                <w:i w:val="0"/>
-                <w:sz w:val="16"/>
-              </w:rPr>
-              <w:t>S02</w:t>
-              <w:br/>
-            </w:r>
-            <w:r>
-              <w:rPr>
-                <w:b w:val="0"/>
-                <w:i w:val="0"/>
-                <w:color w:val="64748B"/>
-                <w:sz w:val="14"/>
-              </w:rPr>
-              <w:t>Éducation</w:t>
-            </w:r>
-          </w:p>
-        </w:tc>
-        <w:tc>
-          <w:tcPr>
-            <w:tcW w:type="dxa" w:w="1531"/>
-          </w:tcPr>
-          <w:p>
-            <w:r>
-              <w:rPr>
-                <w:b/>
-                <w:i w:val="0"/>
-                <w:color w:val="16A34A"/>
-                <w:sz w:val="16"/>
-              </w:rPr>
-              <w:t>—</w:t>
-            </w:r>
-          </w:p>
-        </w:tc>
-        <w:tc>
-          <w:tcPr>
-            <w:tcW w:type="dxa" w:w="1191"/>
-          </w:tcPr>
-          <w:p>
-            <w:r>
-              <w:rPr>
-                <w:b w:val="0"/>
-                <w:i w:val="0"/>
-                <w:color w:val="64748B"/>
-                <w:sz w:val="16"/>
-              </w:rPr>
-              <w:t>GT-CQ</w:t>
-            </w:r>
-          </w:p>
-        </w:tc>
-        <w:tc>
-          <w:tcPr>
-            <w:tcW w:type="dxa" w:w="4706"/>
-          </w:tcPr>
-          <w:p>
-            <w:r>
-              <w:rPr>
-                <w:b w:val="0"/>
-                <w:i w:val="0"/>
-                <w:sz w:val="17"/>
-              </w:rPr>
-              <w:t>veuillez, s'il vous plait, confirmer les frais de scolarité ( 8000 FCFA) payée de BINTOU BOURY SAGNA avec le QG ou apporter les corrections nécessaires.</w:t>
             </w:r>
           </w:p>
         </w:tc>
